--- a/example_articles/occupations/Unspecified/1.occupations_Unspecified_New_York_Times.docx
+++ b/example_articles/occupations/Unspecified/1.occupations_Unspecified_New_York_Times.docx
@@ -29,17 +29,17 @@
     </w:p>
     <w:p>
       <w:r>
-        <w:t>Source File: NYT/47.DOCX</w:t>
+        <w:t>Source file: NYT/47.DOCX</w:t>
       </w:r>
     </w:p>
     <w:p>
       <w:r>
-        <w:t>Raw locations result: ['Romania']</w:t>
+        <w:t>Raw occupations result, 'occupations': ['NA']</w:t>
       </w:r>
     </w:p>
     <w:p>
       <w:r>
-        <w:t>occupations_stand_flat (Standardized): Unspecified</w:t>
+        <w:t>Standardized occupations result, 'occupations_stand_flat': Unspecified</w:t>
       </w:r>
     </w:p>
     <w:p>

--- a/example_articles/occupations/Unspecified/1.occupations_Unspecified_New_York_Times.docx
+++ b/example_articles/occupations/Unspecified/1.occupations_Unspecified_New_York_Times.docx
@@ -7,9 +7,7 @@
         <w:pStyle w:val="Heading1"/>
       </w:pPr>
       <w:r>
-        <w:t>Upheaval in the East: Czechoslovakia;</w:t>
-        <w:br/>
-        <w:t>In Choice of Ambassadors, Prague Leans Toward the Symbolic</w:t>
+        <w:t>Unseating Helms: Rival Charts His Uphill Climb</w:t>
       </w:r>
     </w:p>
     <w:p>
@@ -19,17 +17,17 @@
     </w:p>
     <w:p>
       <w:r>
-        <w:t>Date: 1990-02-15</w:t>
+        <w:t>Date: 1990-07-16</w:t>
       </w:r>
     </w:p>
     <w:p>
       <w:r>
-        <w:t>Section: Section A; Page 19, Column 1; Foreign Desk</w:t>
+        <w:t>Section: Section A; Page 1, Column 2; National Desk</w:t>
       </w:r>
     </w:p>
     <w:p>
       <w:r>
-        <w:t>Source file: NYT/47.DOCX</w:t>
+        <w:t>Source file: NYT/52.DOCX</w:t>
       </w:r>
     </w:p>
     <w:p>
@@ -51,67 +49,83 @@
     </w:p>
     <w:p>
       <w:r>
-        <w:t>Rudolf Slansky, a disenchanted former Communist whose father, the General Secretary of the party, was hanged in 1952 after a Stalinist show trial, has been appointed Ambassador to the Soviet Union.</w:t>
+        <w:t>Harvey Gantt is telling the Harvey Gantt story, spinning it into a rich tapestry of the American Dream.</w:t>
         <w:br/>
-        <w:t>''It is an excellent idea,'' President Vaclav Havel said in an interview, approving Foreign Minister Jiri Dienstbier's nominee. ''It is exactly in my symbolic and metaphoric way of political thinking.''</w:t>
+        <w:t>It begins with his parents, striving in a segregated South, always believing in the promise of America. It ends with their son, the first black student at Clemson University, the first black Mayor of Charlotte, now center stage in an an epic political battle: a race against Jesse Helms for the United States Senate.</w:t>
         <w:br/>
-        <w:t>Not much less symbolic of Czechoslovakia's radical reorientation of its foreign policy, which until the overthrow of the Communist leadership last December was dictated by the Soviet Union and consistently hostile to the United States, was the appointment of Rita Klimova as Ambassador to Washington.</w:t>
+        <w:t>Mr. Gantt is preaching to the choir on this night in Greensboro, to a warmly supportive convention of black members of the United Church of Christ. But his message is one he has taken throughout this state and beyond: Mr. Helms can be beaten, North Carolina is ready to move beyond him, and Mr. Gantt, this proud product of the New South, is the man who can do it.</w:t>
         <w:br/>
-        <w:t>Mrs. Klimova owes her survival to the asylum that the United States gave her and her family in 1939, after Germany seized Czechoslovakia. Her father, the late Stanislav Budin, was a noted Communist journalist, and because they were Jews, all the family's lives were at risk.</w:t>
+        <w:t>''We want people to get excited about this election,'' Mr. Gantt said. ''We want them to be driven crazy by the notion that they can make a difference. We want a crusade.'' Close Race With Incumbent Almost no other Senate race against an incumbent is as close in the public opinion polls the battle between Mr. Helms and Mr. Gantt. But the Helms mystique of invincibility is powerful in North Carolina; many Democrats have yet to recover from the 1984 Helms race, when former Gov. Jim Hunt, who seemed so formidable a challenger, went down to bitter defeat.</w:t>
+        <w:br/>
+        <w:t>As a result, many Democrats look on the current polls as promising, but see a difficult, point-by-point struggle ahead. Mr. Gantt is trying to make people believe that this time the Democrats can prevail.</w:t>
+        <w:br/>
+        <w:t>So begins another struggle for the soul of North Carolina, rich with characters and plot lines and passions that transcend the bounds of most campaigns. ''Elections with Jesse Helms always have a larger-than-life quality to them,'' said a Democratic strategist, and no novelist could have chosen a more intriguing rival than Mr. Gantt, a 47-year-old architect whose career has been a symbol of change in the modern South.</w:t>
+        <w:br/>
+        <w:t>This will indeed be a crusade, many North Carolinians say, and not just between Democrats and Republicans. It has a national audience, swelled by artists outraged over Mr. Helms' campaign against the National Endowment for the Arts, by lesbians and gay men outraged over his repeated attacks on their causes, and by an army of conservatives cheering Mr. Helms on.</w:t>
         <w:br/>
         <w:t xml:space="preserve"> </w:t>
         <w:br/>
-        <w:t>Deep Anti-Semitism</w:t>
+        <w:t>Battling for the Middle</w:t>
         <w:br/>
-        <w:t>The elder Slansky, also named Rudolf, was chief defendant in a trial that occurred at the height of Stalin's drive against Jews and was marked by virulent anti-Semitism. Mr. Slansky and virtually all his co-defendants were Jews. He was falsely condemned as a Zionist and ''imperialist'' agent.</w:t>
+        <w:t>Mr. Gantt's challenge begins with a simple equation. Democrats and Republicans alike say that 40 percent to 45 percent of North Carolina's voters are adamantly opposed to Mr. Helms, with about the same fervently behind him. The battle is for the white working-class and middle-class voters in the middle.</w:t>
         <w:br/>
-        <w:t>The new Ambassador spent the war years in the United States, where his father served as an international Communist functionary. He joined the Communist Party even after his father's execution, because he believed the idea of communism to be purer than Communists.</w:t>
+        <w:t>As a result, Democrats want to cast the race as a simple choice: an arch-conservative who is consumed with fringe causes and out of touch with the needs of the state versus a progressive workhorse devoted to education, health care, the bread-and-butter concerns of working families.</w:t>
         <w:br/>
-        <w:t>Mrs. Klimova was also a Communist - ''very fanatical, I might even say'' - and both the new Ambassadors were purged from the party after the Soviet-led invasion in 1968, which they condemned. They were enthusiastic supporters of the reforms that brought on the invasion and dissidents until the peaceful revolution of last autumn.</w:t>
+        <w:t>''That's where my message is: working families need a better break,'' Mr. Gantt said.</w:t>
         <w:br/>
-        <w:t>Last November and December, Mrs. Klimova served as the voice of Civic Forum, the movement that led the overthrow of the Communist Government. She was the interpreter at the many news conferences in which Mr. Havel and his supporters proclaimed the goals of their movement.</w:t>
-        <w:br/>
-        <w:t>The future Ambassador was regarded as more than a mere interpreter of the opposition's words into her fluent English, which bears the stamp of her formative years on New York's Upper West Side, together with the lilt of Czech singsong. By her tone of voice and her expressive features, the 58-year-old former economics lecturer added drama and conviction to words that stirred her and disdain to questions that she deemed unsympathetic.</w:t>
+        <w:t>Republicans want a very different race, casting it as a struggle between a tax-and-spend liberal and a principled conservative who is a trusted incumbent committed to cutting Government spending and protecting basic values.</w:t>
         <w:br/>
         <w:t xml:space="preserve"> </w:t>
         <w:br/>
-        <w:t>'Embassy About-Face'</w:t>
+        <w:t>'Centerpiece Social Issue'</w:t>
         <w:br/>
-        <w:t>Mrs. Klimova is expected to have the easier task of the two. ''My main job will be to make the embassy about-face,'' she said as she sorted a chaos of papers in her apartment a few days before her departure on Feb. 12. ''It was concerned primarily with making Americans uninterested in Czechoslovakia and keeping them out of this country.''</w:t>
+        <w:t>The issue of arts financing will probably be the ''centerpiece social issue'' of the campaign, said Charles Black, an adviser to the Helms organization.</w:t>
         <w:br/>
-        <w:t>Mr. Slansky's assignment will be more delicate. ''The great issue is to finish changing our relationship from unequal to equal,'' he said. The difficult present negotiations over Czechoslovak demands that the Soviet Army withdraw illustrate the difficulties of the 55-year-old Mr. Slansky's mission.</w:t>
+        <w:t>For all the furor outside North Carolina, Republicans say that most voters here will side with Mr. Helms in his campaign against the National Endowment for the Arts for supporting works that Mr. Helms considers obscene. Some Democrats agree that the arts issue is problematic for their cause.</w:t>
         <w:br/>
-        <w:t>The Ambassador acknowledged ''mixed feelings'' over what lies ahead. But he emphasized that despite the personal and political harm he suffered under earlier Soviet leaders, he bore no resentment to the nation and its present head.</w:t>
+        <w:t>''It's not boobism,'' said Gary Pearce, who ran Mr. Hunt's 1984 campaign. ''When people see all the needs in this country, the S.&amp; L.'s, the deficit, all the problems, and you say, 'Do you want $2 million of your tax dollars to go for this?' people say, 'That's ridiculous.' ''</w:t>
+        <w:br/>
+        <w:t>The disgust was palpable on a local talk radio show this week, when a caller railed against an artist ''who covers her nude body with chocolate.'' The caller concluded, ''I'm all for Jesse Helms.'' The caller was referring to Karen Finley, an artist who was recently denied an endowment grant.</w:t>
+        <w:br/>
+        <w:t>Mr. Gantt defends the endowment and opposes the restrictions on it pushed by Mr. Helms, although he adds he would''protect minors from these types of things.'' But he argues that the campaign should be about issues more important to North Carolinians.</w:t>
         <w:br/>
         <w:t xml:space="preserve"> </w:t>
         <w:br/>
-        <w:t>Deep Ties to Moscow</w:t>
+        <w:t>'Hot Button Issues'</w:t>
         <w:br/>
-        <w:t>''I have of course a personal attitude toward the Soviet Union, but I never linked what Soviet leaders do or what happened to my family to the Soviet people,'' he said, in slow but exact English. ''I always made that difference.'' Whatever his sentiments toward those who decided the invasion of 1968, he said, ''I didn't hate the soldiers on the tanks.''</w:t>
+        <w:t>''I expect a lot of his issues will be what we call the hot button issues,'' Mr. Gantt said. ''We'll be saying, No, the thing we really ought to be concerned about in America is where we're going to be as a nation as we compete in this new kind of world.''</w:t>
         <w:br/>
-        <w:t>Mr. Slansky said that above all the Soviet Union must be seen as a superpower on the border. ''Our contacts with that country are part of our lives,'' he said. ''We need to look at it very realistically, not emotionally. Emotionally is possible, but not useful.''</w:t>
+        <w:t>But some Democrats are wary, saying Mr. Helms is a genius at defining himself by defining his enemies. ''If you let Helms frame the race as whether you're for decent, God-fearing people, or are you for gays, radical feminists and arts people, then Helms will win,'' Mr. Pearce said.</w:t>
         <w:br/>
-        <w:t>Mr. Slansky said his reflections after the invasion led him to speak for pragmatism instead of political dogma. ''The lesson that I learned was that democracy is completely incompatible with rule by one, totalitarian party, even if people in it have good intentions.'' he said. ''A pluralistic political system is the only way.''</w:t>
+        <w:t>This poses a strategic challenge for Mr. Gantt, who needs the financial backing of groups who want to defeat Mr. Helms, but could pay a political price for their support. One fund-raising letter for the Helms organzation has already declared that Mr. Gantt is ''backed by the powerful homosexual political lobby.''</w:t>
         <w:br/>
-        <w:t>An economist, Mr. Slansky stressed the importance of relations with the country with which Czechoslovakia does 40 percent of its trade. While Prague is seeking to reorient exports to capitalist countries, the Ambassador said its national interest required that it remain on good trading terms with the country that provides 87 percent of its energy needs and most raw materials.</w:t>
-        <w:br/>
-        <w:t>''We need the Soviet Union more than it needs us,'' he said. ''Our interest is to have the best possible relations, politically and economically.''</w:t>
+        <w:t>Mr. Gantt shrugs it off. ''To the extent that those people are interested in defending themselves against the kinds of issues that Mr. Helms has been beating them up on, and want to contribute to our campaign, that's fine,'' he said. His supporters note that Mr. Helms draws heavily on campaign money from out of state.</w:t>
         <w:br/>
         <w:t xml:space="preserve"> </w:t>
         <w:br/>
-        <w:t>Aid From Washington</w:t>
+        <w:t>Gantt Leads in Poll</w:t>
         <w:br/>
-        <w:t>Mrs. Klimova hopes to attract American educational and technological assistance, as well as investment. Speaking of Secretary of State James A. Baker 3d's visit last week, she said: ''We told Baker that for the previous Government, the exchanges specified in our cultural and technological agreement were the ceiling. Now we would like to perceive this as the floor.''</w:t>
+        <w:t>An opinion poll for The Charlotte Observer, conducted from June 6 to June 11, right after Mr. Gantt won the Democratic nomination in a primary runoff, showed Mr. Gantt with the support of 44 percent, Mr. Helms with 40 percent and 16 percent undecided. It showed Mr. Helms backed by 50 percent of the whites, as against 35 percent for Mr. Gantt. But many pre-election surveys in other states have found whites reluctant to tell an unknown interviewer thay intended to vote against a black. The Observer telephone survey of 452 registered voters had a margin of sampling error of plus or minus five percentage points.</w:t>
         <w:br/>
-        <w:t>The Ambassador was married to Zdenek Mlynar, a top Communist official until he, too, became a dissident and was expelled to Austria. Mr. Mlynar was a friend of Mikhail S. Gorbachev during their student days in Moscow.</w:t>
+        <w:t>The newspaper noted that a poll in June 1984 showed Mr. Hunt with a 5 percentage point lead over Mr. Helms. Merle Black, a professor of politics and government at Emory University in Atlanta, said: ''On paper, Helms always looks beatable. A lot of Democrats have seen these numbers before and they know how hard it is to get to 50 percent plus one.''</w:t>
         <w:br/>
-        <w:t>''Whenever he went to visit Moscow, I bought shirts and shoes for Gorbachev here for him to take along,'' she recalled. Mrs. Klimova, who has two children and one grandchild, was widowed after her second marriage.</w:t>
+        <w:t>Mr. Gantt, whom Democrats estimate needs close to 40 percent of the white vote to win, has an advantage that Mr. Hunt did not. In 1984, the drag of the Democratic national ticket was considered a crucial factor in the defeat of Mr. Hunt, who lost 52 percent to 48 percent, while Walter F. Mondale lost the state 62 percent to 38 percent.</w:t>
         <w:br/>
-        <w:t>Her commitment to Communism, which made her interrupt her education to work for a year in a factory after her return from the United States in 1946, ''to get close to the working class,'' weakened while she taught the history of economic thought at Charles University in the 1960's.</w:t>
+        <w:t>There is an uneasy quiet in North Carolina as Democrats wait for Mr. Helms' next move. Some reporters here have written that the three-term incumbent seems to be keeping an unusually low profile in the state. His chief strategist, Carter Wrenn, declined a request for an interview.</w:t>
         <w:br/>
-        <w:t>Ousted as a lecturer after the invasion, she was relegated to the university's accounting office and finally dismissed. She earned a living for herself and her children as a simultaneous interpreter. But when the Charter 77 dissident movement was born she was reduced to written translating only, until she re-emerged as the English voice of the Civic Forum movement.</w:t>
+        <w:t xml:space="preserve"> </w:t>
         <w:br/>
-        <w:t>''My English saved my life,'' the Ambassador said.</w:t>
+        <w:t>No Conservative Campaign</w:t>
+        <w:br/>
+        <w:t>He seemed almost serene in his Charlotte headquarters, decorated with upbeat slogans like, ''Don't say can't, say Gantt.'' He brushes aside the conventional wisdom that would have a black Democrat in a statewide race in the South run a carefully conservative campaign. He opposes the death penalty, will not rule out new taxes, is a supporter of abortion rights who recently addressed the National Organization for Women and does not run away from the liberal label.</w:t>
+        <w:br/>
+        <w:t>''If being liberal means I care about education, call me liberal,'' he says. ''If it's moderate, call me moderate.''</w:t>
+        <w:br/>
+        <w:t>He says he is enjoying himself. His loss three years ago, when he was defeated in his effort for a third term as mayor of Charlotte by a margin of 1 percent, only whetted his appetite for politics, he says.</w:t>
+        <w:br/>
+        <w:t>But Mr. Gantt is riding a crusade. Before he left the United Church of Christ convention the other night, he was cheered on by the Rev. Benjamin Chavis Jr., executive director of the Church's commission for racial justice. Mr. Chavis told the convention that Mr. Gantt's battle may be ''an uphill struggle'' but reached to the precedent of David and Goliath.</w:t>
+        <w:br/>
+        <w:t>''One of the things that gave David his buoyancy was the cheerleading of his community,'' said Mr. Chavis. ''And so we say to you tonight, Harvey: Go get him!''</w:t>
         <w:br/>
         <w:br/>
         <w:t>Graphic</w:t>
@@ -119,7 +133,7 @@
         <w:br/>
         <w:t xml:space="preserve"> </w:t>
         <w:br/>
-        <w:t>Photos: Rudolf Slansky has been appointed Czechoslovakia's Ambassador to the Soviet Union. (Liba Taylor); Rita Klimova, the new Czechoslovak Ambassador to the United States, opening mail yesterday at her office in Washington. (The New York Times/Paul Hosefros)</w:t>
+        <w:t>Photos: Harvey Gantt, who is challenging Jesse Helms for the United States Senate, greeting a supporter Saturday night in Asheville, N.C. (Associated Press) (pg. A1); Senator Jesse Helms of North Carolina, sheltering himself from the sun at a rally, is being challenged for his seat by Harvey Gantt. Recent opinion polls show the race is close. (Associated Press) (pg. A12)</w:t>
       </w:r>
     </w:p>
     <w:sectPr>

--- a/example_articles/occupations/Unspecified/1.occupations_Unspecified_New_York_Times.docx
+++ b/example_articles/occupations/Unspecified/1.occupations_Unspecified_New_York_Times.docx
@@ -7,7 +7,7 @@
         <w:pStyle w:val="Heading1"/>
       </w:pPr>
       <w:r>
-        <w:t>Unseating Helms: Rival Charts His Uphill Climb</w:t>
+        <w:t>Climbing Up, and Losing Ground</w:t>
       </w:r>
     </w:p>
     <w:p>
@@ -17,17 +17,17 @@
     </w:p>
     <w:p>
       <w:r>
-        <w:t>Date: 1990-07-16</w:t>
+        <w:t>Date: 2006-01-08</w:t>
       </w:r>
     </w:p>
     <w:p>
       <w:r>
-        <w:t>Section: Section A; Page 1, Column 2; National Desk</w:t>
+        <w:t>Section: Section 4A; Column 1; Education Life Supplement; Pg. 42; BOOKS</w:t>
       </w:r>
     </w:p>
     <w:p>
       <w:r>
-        <w:t>Source file: NYT/52.DOCX</w:t>
+        <w:t>Source file: NYT/39.DOCX</w:t>
       </w:r>
     </w:p>
     <w:p>
@@ -49,83 +49,50 @@
     </w:p>
     <w:p>
       <w:r>
-        <w:t>Harvey Gantt is telling the Harvey Gantt story, spinning it into a rich tapestry of the American Dream.</w:t>
+        <w:t>Strapped: Why America's 20- and 30-Somethings Can't Get Ahead</w:t>
         <w:br/>
-        <w:t>It begins with his parents, striving in a segregated South, always believing in the promise of America. It ends with their son, the first black student at Clemson University, the first black Mayor of Charlotte, now center stage in an an epic political battle: a race against Jesse Helms for the United States Senate.</w:t>
+        <w:t>By Tamara Draut</w:t>
         <w:br/>
-        <w:t>Mr. Gantt is preaching to the choir on this night in Greensboro, to a warmly supportive convention of black members of the United Church of Christ. But his message is one he has taken throughout this state and beyond: Mr. Helms can be beaten, North Carolina is ready to move beyond him, and Mr. Gantt, this proud product of the New South, is the man who can do it.</w:t>
+        <w:t>Doubleday; hardcover</w:t>
         <w:br/>
-        <w:t>''We want people to get excited about this election,'' Mr. Gantt said. ''We want them to be driven crazy by the notion that they can make a difference. We want a crusade.'' Close Race With Incumbent Almost no other Senate race against an incumbent is as close in the public opinion polls the battle between Mr. Helms and Mr. Gantt. But the Helms mystique of invincibility is powerful in North Carolina; many Democrats have yet to recover from the 1984 Helms race, when former Gov. Jim Hunt, who seemed so formidable a challenger, went down to bitter defeat.</w:t>
         <w:br/>
-        <w:t>As a result, many Democrats look on the current polls as promising, but see a difficult, point-by-point struggle ahead. Mr. Gantt is trying to make people believe that this time the Democrats can prevail.</w:t>
+        <w:t>Aiding Students, Buying Students: Financial Aid in America</w:t>
         <w:br/>
-        <w:t>So begins another struggle for the soul of North Carolina, rich with characters and plot lines and passions that transcend the bounds of most campaigns. ''Elections with Jesse Helms always have a larger-than-life quality to them,'' said a Democratic strategist, and no novelist could have chosen a more intriguing rival than Mr. Gantt, a 47-year-old architect whose career has been a symbol of change in the modern South.</w:t>
+        <w:t>By Rupert Wilkinson</w:t>
         <w:br/>
-        <w:t>This will indeed be a crusade, many North Carolinians say, and not just between Democrats and Republicans. It has a national audience, swelled by artists outraged over Mr. Helms' campaign against the National Endowment for the Arts, by lesbians and gay men outraged over his repeated attacks on their causes, and by an army of conservatives cheering Mr. Helms on.</w:t>
+        <w:t>Vanderbilt University Press; hardcover</w:t>
         <w:br/>
-        <w:t xml:space="preserve"> </w:t>
+        <w:t xml:space="preserve">  WHEN Ann Radcliffe, a London widow, gave Harvard College one of its first big gifts in 1643, she specified that it be used to pay the tuition of a ''poor scholer.'' The first recipient of the scholarship was Joseph Weld, the son of the Harvard trustee who had solicited the gift. </w:t>
         <w:br/>
-        <w:t>Battling for the Middle</w:t>
+        <w:t xml:space="preserve">  Three hundred-odd years later, the American system of financial aid found itself on firmer footing, thanks largely to the G.I. Bill of 1944. It gave returning soldiers $500 a year to pay for college, enough to cover tuition on almost every campus in the country at the time. The next generation of students, the baby boomers, did pretty well too. When President Lyndon Johnson signed a sweeping higher-education bill in 1965, he promised that ''a high school senior anywhere in this great land of ours can apply to any college or university in any of the 50 states and not be turned away because the family is poor.''</w:t>
         <w:br/>
-        <w:t>Mr. Gantt's challenge begins with a simple equation. Democrats and Republicans alike say that 40 percent to 45 percent of North Carolina's voters are adamantly opposed to Mr. Helms, with about the same fervently behind him. The battle is for the white working-class and middle-class voters in the middle.</w:t>
+        <w:t>Today, thousands of teenagers would probably disagree with President Johnson, and it seems reasonable to say -- as two new books do -- that the financial-aid system has been sliding backward. The country's 250 or so top colleges actually enroll fewer middle- and working-class students than they did in the 1980's.</w:t>
         <w:br/>
-        <w:t>As a result, Democrats want to cast the race as a simple choice: an arch-conservative who is consumed with fringe causes and out of touch with the needs of the state versus a progressive workhorse devoted to education, health care, the bread-and-butter concerns of working families.</w:t>
+        <w:t xml:space="preserve">  Making it to college, meanwhile, is just one of the hurdles young adults now face. When they leave campus, with a degree or without one, many will be much deeper in debt than their parents or grandparents were. They will also be helping to pay for their elders' retirement, through Social Security taxes. Many will be buying homes that have recently soared in price, and so will end up transferring yet more wealth to an older generation. Then they will have to pay for day care in an economy that gives bigger tax breaks to ''someone buying a second home than raising a second child,'' Tamara Draut writes in ''Strapped: Why America's 20- and 30-Somethings Can't Get Ahead,'' a grim tale of one-sided generational war. </w:t>
         <w:br/>
-        <w:t>''That's where my message is: working families need a better break,'' Mr. Gantt said.</w:t>
+        <w:t xml:space="preserve">  The fight for resources between generations does not usually get as much attention as society's other divisions. But with the boomers starting to retire and depend on Social Security and Medicare, the tension between them and their children has the potential to become a defining political issue. </w:t>
         <w:br/>
-        <w:t>Republicans want a very different race, casting it as a struggle between a tax-and-spend liberal and a principled conservative who is a trusted incumbent committed to cutting Government spending and protecting basic values.</w:t>
+        <w:t xml:space="preserve">  Whenever this debate starts, it would be nice if both sides avoided poor-mouthing their own situation. Boomers, perhaps, could acknowledge that they benefited from affordable tuition, as well as booms in stock prices and home values. Generation X and those who come after us -- I am 33, on the older end of Ms. Draut's target audience -- could remember that life is mostly better than it used to be. </w:t>
         <w:br/>
-        <w:t xml:space="preserve"> </w:t>
+        <w:t xml:space="preserve">  We will live longer than our parents, on average. The percentage of 30-year-olds with a bachelor's degree has more than doubled since 1970. The nation's divorce rate has stopped rising. Crime has fallen to levels that were unimaginable a generation ago. Inequality has increased, but wages over the last generation have still risen faster than inflation across the economic spectrum. Cross-country plane travel and personal computers have become standard features of middle-class life.</w:t>
         <w:br/>
-        <w:t>'Centerpiece Social Issue'</w:t>
+        <w:t xml:space="preserve">  Most of us understand this, too. In a nationwide poll conducted by The New York Times in March, 63 percent of respondents between the ages of 18 and 34 said they had a better standard of living than their parents, and only 13 percent said it was worse.</w:t>
         <w:br/>
-        <w:t>The issue of arts financing will probably be the ''centerpiece social issue'' of the campaign, said Charles Black, an adviser to the Helms organization.</w:t>
+        <w:t xml:space="preserve">  Unfortunately, Ms. Draut -- who works at Demos, a New York research group -- is not big on weighing pros and cons. Instead, she relies on first-name-only anecdotes and misleading statistics to insist that life keeps getting worse. She uses men, who have received smaller raises than women in recent decades, as a proxy for the entire workforce, for example. She briefly acknowledges that women have made progress, then downplays it by saying that many hold low-wage jobs at Wal-Mart. Young workers, she writes without the benefit of evidence, are ''earning so much less than they used to.''</w:t>
         <w:br/>
-        <w:t>For all the furor outside North Carolina, Republicans say that most voters here will side with Mr. Helms in his campaign against the National Endowment for the Arts for supporting works that Mr. Helms considers obscene. Some Democrats agree that the arts issue is problematic for their cause.</w:t>
+        <w:t xml:space="preserve">  Summing up her thesis, she offers this quotation from another study: ''With the possible exception of having a larger array of entertainment and other goods to purchase, members of Generation X appear to be worse off by every measure.''</w:t>
         <w:br/>
-        <w:t>''It's not boobism,'' said Gary Pearce, who ran Mr. Hunt's 1984 campaign. ''When people see all the needs in this country, the S.&amp; L.'s, the deficit, all the problems, and you say, 'Do you want $2 million of your tax dollars to go for this?' people say, 'That's ridiculous.' ''</w:t>
+        <w:t xml:space="preserve">  The biggest shame about the overstatements is that they distract from the serious and novel parts of her argument. The economic rules have indeed changed more quickly than society's ability to deal with them, especially when it comes to education. </w:t>
         <w:br/>
-        <w:t>The disgust was palpable on a local talk radio show this week, when a caller railed against an artist ''who covers her nude body with chocolate.'' The caller concluded, ''I'm all for Jesse Helms.'' The caller was referring to Karen Finley, an artist who was recently denied an endowment grant.</w:t>
+        <w:t xml:space="preserve">  A college degree is now crucial to good-paying work, but many ambitious students from poor families find it impossible to get through four years. In ''Aiding Students, Buying Students: Financial Aid in America,'' Rupert Wilkinson, a former professor of American history at the University of Sussex, England, uses the charming story about Ann Radcliffe to point out that colleges have often used financial aid for purposes other than attracting poor students. Now, he argues, they should make a new push to open their doors. </w:t>
         <w:br/>
-        <w:t>Mr. Gantt defends the endowment and opposes the restrictions on it pushed by Mr. Helms, although he adds he would''protect minors from these types of things.'' But he argues that the campaign should be about issues more important to North Carolinians.</w:t>
+        <w:t xml:space="preserve">  There are problems on the younger end of the education spectrum, too. Starting public education at age 5 might have made sense when most women stayed home. But schools should surely start earlier today, especially because we know that early child development matters so much, as Ms. Draut notes.</w:t>
         <w:br/>
-        <w:t xml:space="preserve"> </w:t>
+        <w:t xml:space="preserve">  These are the kind of high-minded projects that a wealthy nation should tackle. It will not happen soon, though, if Americans first need to be convinced that life is generally miserable.</w:t>
         <w:br/>
-        <w:t>'Hot Button Issues'</w:t>
         <w:br/>
-        <w:t>''I expect a lot of his issues will be what we call the hot button issues,'' Mr. Gantt said. ''We'll be saying, No, the thing we really ought to be concerned about in America is where we're going to be as a nation as we compete in this new kind of world.''</w:t>
         <w:br/>
-        <w:t>But some Democrats are wary, saying Mr. Helms is a genius at defining himself by defining his enemies. ''If you let Helms frame the race as whether you're for decent, God-fearing people, or are you for gays, radical feminists and arts people, then Helms will win,'' Mr. Pearce said.</w:t>
-        <w:br/>
-        <w:t>This poses a strategic challenge for Mr. Gantt, who needs the financial backing of groups who want to defeat Mr. Helms, but could pay a political price for their support. One fund-raising letter for the Helms organzation has already declared that Mr. Gantt is ''backed by the powerful homosexual political lobby.''</w:t>
-        <w:br/>
-        <w:t>Mr. Gantt shrugs it off. ''To the extent that those people are interested in defending themselves against the kinds of issues that Mr. Helms has been beating them up on, and want to contribute to our campaign, that's fine,'' he said. His supporters note that Mr. Helms draws heavily on campaign money from out of state.</w:t>
-        <w:br/>
-        <w:t xml:space="preserve"> </w:t>
-        <w:br/>
-        <w:t>Gantt Leads in Poll</w:t>
-        <w:br/>
-        <w:t>An opinion poll for The Charlotte Observer, conducted from June 6 to June 11, right after Mr. Gantt won the Democratic nomination in a primary runoff, showed Mr. Gantt with the support of 44 percent, Mr. Helms with 40 percent and 16 percent undecided. It showed Mr. Helms backed by 50 percent of the whites, as against 35 percent for Mr. Gantt. But many pre-election surveys in other states have found whites reluctant to tell an unknown interviewer thay intended to vote against a black. The Observer telephone survey of 452 registered voters had a margin of sampling error of plus or minus five percentage points.</w:t>
-        <w:br/>
-        <w:t>The newspaper noted that a poll in June 1984 showed Mr. Hunt with a 5 percentage point lead over Mr. Helms. Merle Black, a professor of politics and government at Emory University in Atlanta, said: ''On paper, Helms always looks beatable. A lot of Democrats have seen these numbers before and they know how hard it is to get to 50 percent plus one.''</w:t>
-        <w:br/>
-        <w:t>Mr. Gantt, whom Democrats estimate needs close to 40 percent of the white vote to win, has an advantage that Mr. Hunt did not. In 1984, the drag of the Democratic national ticket was considered a crucial factor in the defeat of Mr. Hunt, who lost 52 percent to 48 percent, while Walter F. Mondale lost the state 62 percent to 38 percent.</w:t>
-        <w:br/>
-        <w:t>There is an uneasy quiet in North Carolina as Democrats wait for Mr. Helms' next move. Some reporters here have written that the three-term incumbent seems to be keeping an unusually low profile in the state. His chief strategist, Carter Wrenn, declined a request for an interview.</w:t>
-        <w:br/>
-        <w:t xml:space="preserve"> </w:t>
-        <w:br/>
-        <w:t>No Conservative Campaign</w:t>
-        <w:br/>
-        <w:t>He seemed almost serene in his Charlotte headquarters, decorated with upbeat slogans like, ''Don't say can't, say Gantt.'' He brushes aside the conventional wisdom that would have a black Democrat in a statewide race in the South run a carefully conservative campaign. He opposes the death penalty, will not rule out new taxes, is a supporter of abortion rights who recently addressed the National Organization for Women and does not run away from the liberal label.</w:t>
-        <w:br/>
-        <w:t>''If being liberal means I care about education, call me liberal,'' he says. ''If it's moderate, call me moderate.''</w:t>
-        <w:br/>
-        <w:t>He says he is enjoying himself. His loss three years ago, when he was defeated in his effort for a third term as mayor of Charlotte by a margin of 1 percent, only whetted his appetite for politics, he says.</w:t>
-        <w:br/>
-        <w:t>But Mr. Gantt is riding a crusade. Before he left the United Church of Christ convention the other night, he was cheered on by the Rev. Benjamin Chavis Jr., executive director of the Church's commission for racial justice. Mr. Chavis told the convention that Mr. Gantt's battle may be ''an uphill struggle'' but reached to the precedent of David and Goliath.</w:t>
-        <w:br/>
-        <w:t>''One of the things that gave David his buoyancy was the cheerleading of his community,'' said Mr. Chavis. ''And so we say to you tonight, Harvey: Go get him!''</w:t>
+        <w:t>http://www.nytimes.com</w:t>
         <w:br/>
         <w:br/>
         <w:t>Graphic</w:t>
@@ -133,7 +100,7 @@
         <w:br/>
         <w:t xml:space="preserve"> </w:t>
         <w:br/>
-        <w:t>Photos: Harvey Gantt, who is challenging Jesse Helms for the United States Senate, greeting a supporter Saturday night in Asheville, N.C. (Associated Press) (pg. A1); Senator Jesse Helms of North Carolina, sheltering himself from the sun at a rally, is being challenged for his seat by Harvey Gantt. Recent opinion polls show the race is close. (Associated Press) (pg. A12)</w:t>
+        <w:t>Photos</w:t>
       </w:r>
     </w:p>
     <w:sectPr>
